--- a/Final_Submission/01_Bulk_Experimental_Reports/LTA_Bulk_Spectral_Analysis.docx
+++ b/Final_Submission/01_Bulk_Experimental_Reports/LTA_Bulk_Spectral_Analysis.docx
@@ -23,7 +23,7 @@
           <w:color w:val="404040"/>
           <w:sz w:val="23"/>
         </w:rPr>
-        <w:t>Reference spectrum of the neat powder on a glass slide</w:t>
+        <w:t>Reference spectrum of the bulk pure biomarker</w:t>
       </w:r>
     </w:p>
     <w:p>
@@ -62,7 +62,7 @@
     </w:p>
     <w:p>
       <w:r>
-        <w:t>To record a reliable, repeatable Raman spectrum of lipoteichoic acid (LTA) as a neat powder, to identify its characteristic peaks, and to confirm that those peaks come from the molecule and not from the glass slide on which it was measured. This spectrum is the experimental reference for comparison with the molecular simulation and for later detection work.</w:t>
+        <w:t>To record a reliable, repeatable Raman spectrum of lipoteichoic acid (LTA) as a bulk pure biomarker, to identify its characteristic peaks, and to confirm that those peaks come from the molecule and not from the glass background of the measurement. This spectrum is the experimental reference for comparison with the molecular simulation and for later detection work.</w:t>
       </w:r>
     </w:p>
     <w:p>
@@ -83,7 +83,7 @@
     </w:p>
     <w:p>
       <w:r>
-        <w:t>Sample: lipoteichoic acid from Staphylococcus aureus (Sigma-Aldrich L2515). The powder was placed on a clean glass slide and measured with a 785 nm Raman instrument (B&amp;W Tek i-Raman Plus). Laser power is given as a percentage of the instrument maximum. Reference condition: 80 % of maximum laser power, 30 s with 3 accumulations or 45 s with 2 accumulations. Each file is one spectrum, averaged over its accumulations; the number of independent measurement spots is stated where it matters.</w:t>
+        <w:t>Sample: lipoteichoic acid from Staphylococcus aureus (Sigma-Aldrich L2515). The bulk pure biomarker was measured with a 785 nm Raman instrument (B&amp;W Tek i-Raman Plus). Laser power is given as a percentage of the instrument maximum. Reference condition: 80 % of maximum laser power, 30 s with 3 accumulations or 45 s with 2 accumulations. Each file is one spectrum, averaged over its accumulations; the number of independent measurement spots is stated where it matters.</w:t>
       </w:r>
     </w:p>
     <w:p>
@@ -251,7 +251,7 @@
         <w:rPr>
           <w:sz w:val="19"/>
         </w:rPr>
-        <w:t>Raman spectra of lipoteichoic acid (LTA) powder. Thin lines: each of the 17 spectra; bold line: mean; shaded band: ± 1 standard deviation. Numbers mark the main and supporting peaks. Grey: glass-slide zone.</w:t>
+        <w:t>Raman spectra of bulk pure lipoteichoic acid (LTA). Thin lines: each of the 17 spectra; bold line: mean; shaded band: ± 1 standard deviation. Numbers mark the main and supporting peaks. Grey: glass-slide zone.</w:t>
       </w:r>
     </w:p>
     <w:p>
@@ -1227,7 +1227,7 @@
         <w:rPr>
           <w:sz w:val="19"/>
         </w:rPr>
-        <w:t>The sample on glass compared with the glass slide alone. Top: signal in counts, same settings. Bottom: both normalised. Grey: the glass zone; dotted lines mark the LTA peaks.</w:t>
+        <w:t>The bulk sample compared with the glass blank. Top: signal in counts, same settings. Bottom: both normalised. Grey: the glass zone; dotted lines mark the LTA peaks.</w:t>
       </w:r>
     </w:p>
     <w:p>
